--- a/Projektdateien/Projektantrag_Sascha_Schulz_v2.docx
+++ b/Projektdateien/Projektantrag_Sascha_Schulz_v2.docx
@@ -645,6 +645,9 @@
                 <w:szCs w:val="20"/>
               </w:rPr>
               <w:t xml:space="preserve">Projektbeginn: </w:t>
+            </w:r>
+            <w:r>
+              <w:t>04.05.2026</w:t>
             </w:r>
           </w:p>
         </w:tc>
@@ -701,6 +704,9 @@
                 <w:szCs w:val="20"/>
               </w:rPr>
               <w:t xml:space="preserve">Projektende: </w:t>
+            </w:r>
+            <w:r>
+              <w:t>26.06.2026</w:t>
             </w:r>
           </w:p>
         </w:tc>
@@ -1745,7 +1751,6 @@
     </w:p>
     <w:p>
       <w:pPr>
-        <w:pStyle w:val="SRHberschrift2"/>
         <w:rPr>
           <w:rFonts w:asciiTheme="minorHAnsi" w:hAnsiTheme="minorHAnsi" w:cstheme="minorHAnsi"/>
           <w:b w:val="0"/>
